--- a/30-Ket-Qua/2026-10-12/Soan-Thao/TB_Huong-dan-su-dung-cong-cu-AI-KTC-Quan-tri_20261012_v10_ban-sach.docx
+++ b/30-Ket-Qua/2026-10-12/Soan-Thao/TB_Huong-dan-su-dung-cong-cu-AI-KTC-Quan-tri_20261012_v10_ban-sach.docx
@@ -768,7 +768,7 @@
         <w:rPr>
           <w:sz w:val="28"/>
         </w:rPr>
-        <w:t>a) Bộ công cụ do Phòng TH-HC&amp;QT xây dựng theo nội dung 1 và nội dung 2 Kế hoạch số 848/KH-CĐKT, phục vụ chu trình quản trị nhiệm vụ khép kín: Kế hoạch – giao việc – theo dõi – kết quả, minh chứng – báo cáo – đánh giá – điều chỉnh kế hoạch. Nhiệm vụ được đối chiếu từ kế hoạch đến báo cáo và minh chứng theo mã sản phẩm, công việc tại Danh mục sản phẩm, công việc ban hành kèm theo Quyết định số 2119/QĐ-CĐKT ngày 28/9/2026 và theo tên nhiệm vụ; mã nhiệm vụ thống nhất (Task_ID) chưa áp dụng cho đến khi Trường ban hành quy định mã nhiệm vụ phù hợp với mã nhiệm vụ trên phần mềm quản lý KPI của tỉnh; Bộ công cụ khai thác kho dữ liệu dùng chung KTC-Database trên Google Drive (Phòng TH-HC&amp;QT quản lý).</w:t>
+        <w:t>a) Bộ công cụ do Phòng TH-HC&amp;QT xây dựng theo nội dung 1 và nội dung 2 Kế hoạch số 848/KH-CĐKT, phục vụ chu trình quản trị nhiệm vụ khép kín: Kế hoạch – giao việc – theo dõi – kết quả, minh chứng – báo cáo – đánh giá – điều chỉnh kế hoạch. Nhiệm vụ được đối chiếu từ kế hoạch đến báo cáo và minh chứng theo mã sản phẩm, công việc tại Danh mục sản phẩm, công việc ban hành kèm theo Quyết định số 2119/QĐ-CĐKT ngày 28/9/2026 và theo tên nhiệm vụ; mã nhiệm vụ thống nhất (Task_ID) chưa áp dụng cho đến khi Trường ban hành quy định mã nhiệm vụ phù hợp với mã nhiệm vụ trên phần mềm KPI của tỉnh (Hệ thống quản lý đánh giá, xếp loại chất lượng cán bộ, công chức, viên chức VNPT-ĐGCB); Bộ công cụ khai thác kho dữ liệu dùng chung KTC-Database trên Google Drive (Phòng TH-HC&amp;QT quản lý).</w:t>
       </w:r>
     </w:p>
     <w:p>

--- a/30-Ket-Qua/2026-10-12/Soan-Thao/TB_Huong-dan-su-dung-cong-cu-AI-KTC-Quan-tri_20261012_v10_ban-sach.docx
+++ b/30-Ket-Qua/2026-10-12/Soan-Thao/TB_Huong-dan-su-dung-cong-cu-AI-KTC-Quan-tri_20261012_v10_ban-sach.docx
@@ -768,7 +768,7 @@
         <w:rPr>
           <w:sz w:val="28"/>
         </w:rPr>
-        <w:t>a) Bộ công cụ do Phòng TH-HC&amp;QT xây dựng theo nội dung 1 và nội dung 2 Kế hoạch số 848/KH-CĐKT, phục vụ chu trình quản trị nhiệm vụ khép kín: Kế hoạch – giao việc – theo dõi – kết quả, minh chứng – báo cáo – đánh giá – điều chỉnh kế hoạch. Nhiệm vụ được đối chiếu từ kế hoạch đến báo cáo và minh chứng theo mã sản phẩm, công việc tại Danh mục sản phẩm, công việc ban hành kèm theo Quyết định số 2119/QĐ-CĐKT ngày 28/9/2026 và theo tên nhiệm vụ; mã nhiệm vụ thống nhất (Task_ID) chưa áp dụng cho đến khi Trường ban hành quy định mã nhiệm vụ phù hợp với mã nhiệm vụ trên phần mềm KPI của tỉnh (Hệ thống quản lý đánh giá, xếp loại chất lượng cán bộ, công chức, viên chức VNPT-ĐGCB); Bộ công cụ khai thác kho dữ liệu dùng chung KTC-Database trên Google Drive (Phòng TH-HC&amp;QT quản lý).</w:t>
+        <w:t>a) Bộ công cụ do Phòng TH-HC&amp;QT xây dựng theo nội dung 1 và nội dung 2 Kế hoạch số 848/KH-CĐKT, phục vụ chu trình quản trị nhiệm vụ khép kín: Kế hoạch – giao việc – theo dõi – kết quả, minh chứng – báo cáo – đánh giá – điều chỉnh kế hoạch. Nhiệm vụ được đối chiếu từ kế hoạch đến báo cáo và minh chứng theo mã sản phẩm, công việc tại Danh mục sản phẩm, công việc ban hành kèm theo Quyết định số 2119/QĐ-CĐKT ngày 28 tháng 9 năm 2026 của Hiệu trưởng Trường Cao đẳng Kon Tum và theo tên nhiệm vụ; mã nhiệm vụ thống nhất (Task_ID) chưa áp dụng cho đến khi Trường ban hành quy định mã nhiệm vụ phù hợp với mã nhiệm vụ trên phần mềm KPI của tỉnh (Hệ thống quản lý đánh giá, xếp loại chất lượng cán bộ, công chức, viên chức VNPT-ĐGCB); Bộ công cụ khai thác kho dữ liệu dùng chung KTC-Database trên Google Drive (Phòng TH-HC&amp;QT quản lý).</w:t>
       </w:r>
     </w:p>
     <w:p>
@@ -1657,7 +1657,7 @@
           <w:sz w:val="28"/>
           <w:szCs w:val="28"/>
         </w:rPr>
-        <w:t>Lập kế hoạch và danh mục sản phẩm KPI quý theo mẫu của nhóm vị trí việc làm, trình Trưởng đơn vị phê duyệt; khi Bộ công cụ hỏi cách quy đổi khối lượng, chọn quy đổi theo hệ số sản phẩm tại Danh mục ban hành kèm theo Quyết định số 2119/QĐ-CĐKT ngày 28 tháng 9 năm 2026 của Hiệu trưởng Trường Cao đẳng Kon Tum ban hành Danh mục sản phẩm, công việc (phương án “A”), không nhân với hệ số mức độ công việc.</w:t>
+        <w:t>Lập kế hoạch và danh mục sản phẩm KPI quý theo mẫu của nhóm vị trí việc làm, trình Trưởng đơn vị phê duyệt; khi Bộ công cụ hỏi cách quy đổi khối lượng, chọn quy đổi theo hệ số sản phẩm tại Danh mục ban hành kèm theo Quyết định số 2119/QĐ-CĐKT (phương án “A”), không nhân với hệ số mức độ công việc.</w:t>
       </w:r>
     </w:p>
     <w:p>
@@ -1936,7 +1936,7 @@
           <w:sz w:val="28"/>
           <w:szCs w:val="28"/>
         </w:rPr>
-        <w:t>Quản trị Hệ thống Claude AI Team của Trường; nạp, cập nhật, đặt chế độ phân phối Bộ công cụ ở cấp tổ chức theo Thông báo số 1056/TB-CĐKT; chỉ nạp tệp đã đối chiếu mã SHA-256; khi nạp phiên bản mới, chuyển phiên bản cũ sang chế độ “Not available”.</w:t>
+        <w:t>Quản trị Hệ thống Claude AI Team của Trường; nạp, cập nhật, đặt chế độ phân phối Bộ công cụ ở cấp tổ chức theo Thông báo số 1056/TB-CĐKT; chỉ nạp tệp đã đối chiếu mã SHA-256; khi nạp phiên bản mới, kiểm tra ở cấp tổ chức chỉ còn một plugin KTC-Quan-tri; plugin, kỹ năng KTC cũ mang tên khác chuyển sang chế độ “Not available”.</w:t>
       </w:r>
     </w:p>
     <w:p>
